--- a/automation/issues/JainMagazine_W4_Aug15-18_2026.docx
+++ b/automation/issues/JainMagazine_W4_Aug15-18_2026.docx
@@ -286,7 +286,7 @@
         </w:rPr>
         <w:t xml:space="preserve">  →  </w:t>
       </w:r>
-      <w:hyperlink w:history="1" r:id="rIduurkmyztc62ekrari4kv1">
+      <w:hyperlink w:history="1" r:id="rId8tddmieb7vupdyxtuwdvh">
         <w:r>
           <w:rPr>
             <w:rFonts w:ascii="Arial" w:cs="Arial" w:eastAsia="Arial" w:hAnsi="Arial"/>
@@ -382,7 +382,7 @@
         </w:rPr>
         <w:t xml:space="preserve">  →  </w:t>
       </w:r>
-      <w:hyperlink w:history="1" r:id="rId5iccrptbqscueeomjlqur">
+      <w:hyperlink w:history="1" r:id="rIdkjvfddguu_xd8f_woedcz">
         <w:r>
           <w:rPr>
             <w:rFonts w:ascii="Arial" w:cs="Arial" w:eastAsia="Arial" w:hAnsi="Arial"/>
